--- a/data/outputs/v2/Essential_Mathematics/SS2.1_Similarity_and_Enlargement/Essential_Mathematics_Similarity_and_Enlargement_FinalExplanation_TeacherKey.docx
+++ b/data/outputs/v2/Essential_Mathematics/SS2.1_Similarity_and_Enlargement/Essential_Mathematics_Similarity_and_Enlargement_FinalExplanation_TeacherKey.docx
@@ -1696,7 +1696,7 @@
         </w:rPr>
         <w:t xml:space="preserve">© 2026 SeaVuria and ARES. This work is licensed under a </w:t>
       </w:r>
-      <w:hyperlink w:history="1" r:id="rIdt_fi-t0imkbzv7gzjzt14">
+      <w:hyperlink w:history="1" r:id="rIdq9thixifrptzmqqadbovk">
         <w:r>
           <w:rPr>
             <w:rFonts w:ascii="Arial" w:cs="Arial" w:eastAsia="Arial" w:hAnsi="Arial"/>
@@ -1716,7 +1716,7 @@
         </w:rPr>
         <w:t xml:space="preserve"> (</w:t>
       </w:r>
-      <w:hyperlink w:history="1" r:id="rId8quyiy6fimzadnpsytzf0">
+      <w:hyperlink w:history="1" r:id="rIdej3r4oes4abra9ih19mqm">
         <w:r>
           <w:rPr>
             <w:rFonts w:ascii="Arial" w:cs="Arial" w:eastAsia="Arial" w:hAnsi="Arial"/>
@@ -1736,7 +1736,7 @@
         </w:rPr>
         <w:t xml:space="preserve">). To view a copy of this license, visit </w:t>
       </w:r>
-      <w:hyperlink w:history="1" r:id="rIdvofj9zfo6xfyhu9lj8wwe">
+      <w:hyperlink w:history="1" r:id="rIdm-pwixscgztl9ltau3sdi">
         <w:r>
           <w:rPr>
             <w:rFonts w:ascii="Arial" w:cs="Arial" w:eastAsia="Arial" w:hAnsi="Arial"/>

--- a/data/outputs/v2/Essential_Mathematics/SS2.1_Similarity_and_Enlargement/Essential_Mathematics_Similarity_and_Enlargement_FinalExplanation_TeacherKey.docx
+++ b/data/outputs/v2/Essential_Mathematics/SS2.1_Similarity_and_Enlargement/Essential_Mathematics_Similarity_and_Enlargement_FinalExplanation_TeacherKey.docx
@@ -1696,7 +1696,7 @@
         </w:rPr>
         <w:t xml:space="preserve">© 2026 SeaVuria and ARES. This work is licensed under a </w:t>
       </w:r>
-      <w:hyperlink w:history="1" r:id="rIdq9thixifrptzmqqadbovk">
+      <w:hyperlink w:history="1" r:id="rId5pym4eqqzz3vi04cbw1qr">
         <w:r>
           <w:rPr>
             <w:rFonts w:ascii="Arial" w:cs="Arial" w:eastAsia="Arial" w:hAnsi="Arial"/>
@@ -1716,7 +1716,7 @@
         </w:rPr>
         <w:t xml:space="preserve"> (</w:t>
       </w:r>
-      <w:hyperlink w:history="1" r:id="rIdej3r4oes4abra9ih19mqm">
+      <w:hyperlink w:history="1" r:id="rIdygys_ige__yx8exqaqgwi">
         <w:r>
           <w:rPr>
             <w:rFonts w:ascii="Arial" w:cs="Arial" w:eastAsia="Arial" w:hAnsi="Arial"/>
@@ -1736,7 +1736,7 @@
         </w:rPr>
         <w:t xml:space="preserve">). To view a copy of this license, visit </w:t>
       </w:r>
-      <w:hyperlink w:history="1" r:id="rIdm-pwixscgztl9ltau3sdi">
+      <w:hyperlink w:history="1" r:id="rIdqglrfsnt11zrxewph8phl">
         <w:r>
           <w:rPr>
             <w:rFonts w:ascii="Arial" w:cs="Arial" w:eastAsia="Arial" w:hAnsi="Arial"/>

--- a/data/outputs/v2/Essential_Mathematics/SS2.1_Similarity_and_Enlargement/Essential_Mathematics_Similarity_and_Enlargement_FinalExplanation_TeacherKey.docx
+++ b/data/outputs/v2/Essential_Mathematics/SS2.1_Similarity_and_Enlargement/Essential_Mathematics_Similarity_and_Enlargement_FinalExplanation_TeacherKey.docx
@@ -95,7 +95,7 @@
                 <w:sz w:val="22"/>
                 <w:szCs w:val="22"/>
               </w:rPr>
-              <w:t xml:space="preserve">FINAL EXPLANATION: ESSENTIAL MATHEMATICS GRADE 10: SIMILARITY AND ENLARGEMENT – FINAL EXPLANATION</w:t>
+              <w:t xml:space="preserve">FINAL EXPLANATION: ESSENTIAL MATHEMATICS GRADE 10: SIMILARITY AND ENLARGEMENT (FINAL EXPLANATION)</w:t>
             </w:r>
           </w:p>
         </w:tc>
@@ -224,7 +224,7 @@
                 <w:sz w:val="18"/>
                 <w:szCs w:val="18"/>
               </w:rPr>
-              <w:t xml:space="preserve">This task asks you to explain 'The Shrinking Uji Cup' and answer our driving question: Why does doubling the size of a container make it hold eight times as much, and how can we use this pattern to design, build and predict the properties of any similar shape or object? Use evidence from all eight lessons: the uji cups, your measurements, your constructions, the tables you completed and your Driving Question Board. Write your answers in the space under each prompt. Use full sentences, show every step of your working with units, and use the correct words: similar, corresponding sides, corresponding angles, centre of enlargement, linear scale factor k, area scale factor and volume scale factor.</w:t>
+              <w:t xml:space="preserve">This is your Final Explanation of the sufuria puzzle from Mama Achieng's stall at Kibuye Market in Kisumu. Use what you measured, drew and calculated in Lessons 1 to 8. Write your answers in the space under each prompt. Use pi = 3.14. Show your working for every calculation and include units (cm, cm2, cm3, KSh). Where a question asks you to explain, give a reason in full sentences and use the words similar, scale factor k, area and volume. Round only at the end and say 'about'.</w:t>
             </w:r>
           </w:p>
         </w:tc>
@@ -285,7 +285,7 @@
                 <w:sz w:val="22"/>
                 <w:szCs w:val="22"/>
               </w:rPr>
-              <w:t xml:space="preserve">Part 1: What makes shapes similar?</w:t>
+              <w:t xml:space="preserve">Part 1: Are the three sufurias similar?</w:t>
             </w:r>
           </w:p>
         </w:tc>
@@ -319,7 +319,83 @@
                 <w:sz w:val="18"/>
                 <w:szCs w:val="18"/>
               </w:rPr>
-              <w:t xml:space="preserve">In Lesson 1 you met three uji cups: a small toddler cup, a standard adult mug and a large catering flask, all made by the same manufacturer. (a) Every dimension of the medium cup is twice the matching dimension of the small cup, and every dimension of the large cup is three times that of the small cup. State the linear scale factor k for small to medium and for small to large. (b) Explain what two properties must be true for two figures to be called similar. (c) Describe how you could check, using a ruler and a protractor, that two Kimbo tins are similar.</w:t>
+              <w:t xml:space="preserve">Mama Achieng sells githeri in a small (S), medium (M) and large (L) sufuria. S has height 12 cm and diameter 16 cm, M has height 18 cm and diameter 24 cm, and L has height 24 cm and diameter 32 cm.</w:t>
+            </w:r>
+          </w:p>
+          <w:p>
+            <w:pPr>
+              <w:spacing w:after="40" w:before="0"/>
+              <w:jc w:val="left"/>
+            </w:pPr>
+            <w:r>
+              <w:rPr>
+                <w:rFonts w:ascii="Arial" w:cs="Arial" w:eastAsia="Arial" w:hAnsi="Arial"/>
+                <w:b/>
+                <w:bCs/>
+                <w:i w:val="false"/>
+                <w:iCs w:val="false"/>
+                <w:color w:val="000000"/>
+                <w:sz w:val="18"/>
+                <w:szCs w:val="18"/>
+              </w:rPr>
+              <w:t xml:space="preserve">(a) Calculate the ratio of the heights and the ratio of the diameters of M to S and of L to S.</w:t>
+            </w:r>
+          </w:p>
+          <w:p>
+            <w:pPr>
+              <w:spacing w:after="40" w:before="0"/>
+              <w:jc w:val="left"/>
+            </w:pPr>
+            <w:r>
+              <w:rPr>
+                <w:rFonts w:ascii="Arial" w:cs="Arial" w:eastAsia="Arial" w:hAnsi="Arial"/>
+                <w:b/>
+                <w:bCs/>
+                <w:i w:val="false"/>
+                <w:iCs w:val="false"/>
+                <w:color w:val="000000"/>
+                <w:sz w:val="18"/>
+                <w:szCs w:val="18"/>
+              </w:rPr>
+              <w:t xml:space="preserve">(b) Use your results to explain whether the three sufurias are similar. In your answer, say what must be true of corresponding angles and corresponding sides.</w:t>
+            </w:r>
+          </w:p>
+          <w:p>
+            <w:pPr>
+              <w:spacing w:after="40" w:before="0"/>
+              <w:jc w:val="left"/>
+            </w:pPr>
+            <w:r>
+              <w:rPr>
+                <w:rFonts w:ascii="Arial" w:cs="Arial" w:eastAsia="Arial" w:hAnsi="Arial"/>
+                <w:b/>
+                <w:bCs/>
+                <w:i w:val="false"/>
+                <w:iCs w:val="false"/>
+                <w:color w:val="000000"/>
+                <w:sz w:val="18"/>
+                <w:szCs w:val="18"/>
+              </w:rPr>
+              <w:t xml:space="preserve">(c) In Lesson 2, rectangle A was 4 cm by 6 cm and rectangle C was 6 cm by 8 cm. Explain why C is not similar to A even though both are rectangles.</w:t>
+            </w:r>
+          </w:p>
+          <w:p>
+            <w:pPr>
+              <w:spacing w:after="40" w:before="0"/>
+              <w:jc w:val="left"/>
+            </w:pPr>
+            <w:r>
+              <w:rPr>
+                <w:rFonts w:ascii="Arial" w:cs="Arial" w:eastAsia="Arial" w:hAnsi="Arial"/>
+                <w:b/>
+                <w:bCs/>
+                <w:i w:val="false"/>
+                <w:iCs w:val="false"/>
+                <w:color w:val="000000"/>
+                <w:sz w:val="18"/>
+                <w:szCs w:val="18"/>
+              </w:rPr>
+              <w:t xml:space="preserve">(d) What is the linear scale factor k from S to L?</w:t>
             </w:r>
           </w:p>
         </w:tc>
@@ -351,7 +427,64 @@
                 <w:sz w:val="18"/>
                 <w:szCs w:val="18"/>
               </w:rPr>
-              <w:t xml:space="preserve">(a) Small to medium: k = 2. Small to large: k = 3. (b) Two figures are similar if and only if (1) their corresponding angles are equal and (2) their corresponding sides are in a constant ratio, which is the linear scale factor k. Similarity is about shape, not size. (c) Measure the height and diameter of both tins with a ruler, then divide the larger measurement by the matching smaller one. If every pair gives the same ratio, the sides are in constant ratio. Then use a protractor, or the corner of a sheet of paper, to compare corresponding angles. If the angles are equal and the ratio of every pair of corresponding lengths is the same k, the tins are similar.</w:t>
+              <w:t xml:space="preserve">(a) M to S: height 18/12 = 1.5 and diameter 24/16 = 1.5. L to S: height 24/12 = 2 and diameter 32/16 = 2. So the heights and diameters are both in the ratio 1 : 1.5 : 2.</w:t>
+            </w:r>
+          </w:p>
+          <w:p>
+            <w:pPr>
+              <w:spacing w:after="40" w:before="0"/>
+              <w:jc w:val="left"/>
+            </w:pPr>
+            <w:r>
+              <w:rPr>
+                <w:rFonts w:ascii="Arial" w:cs="Arial" w:eastAsia="Arial" w:hAnsi="Arial"/>
+                <w:b w:val="false"/>
+                <w:bCs w:val="false"/>
+                <w:i w:val="false"/>
+                <w:iCs w:val="false"/>
+                <w:color w:val="000000"/>
+                <w:sz w:val="18"/>
+                <w:szCs w:val="18"/>
+              </w:rPr>
+              <w:t xml:space="preserve">(b) Similar figures have equal corresponding angles and all corresponding sides in the same ratio (a constant ratio). Every length of M is 1.5 times the length of S and every length of L is 2 times the length of S, so the three sufurias are similar.</w:t>
+            </w:r>
+          </w:p>
+          <w:p>
+            <w:pPr>
+              <w:spacing w:after="40" w:before="0"/>
+              <w:jc w:val="left"/>
+            </w:pPr>
+            <w:r>
+              <w:rPr>
+                <w:rFonts w:ascii="Arial" w:cs="Arial" w:eastAsia="Arial" w:hAnsi="Arial"/>
+                <w:b w:val="false"/>
+                <w:bCs w:val="false"/>
+                <w:i w:val="false"/>
+                <w:iCs w:val="false"/>
+                <w:color w:val="000000"/>
+                <w:sz w:val="18"/>
+                <w:szCs w:val="18"/>
+              </w:rPr>
+              <w:t xml:space="preserve">(c) Rectangle C to A gives 6/4 = 1.5 for one pair of sides but 8/6 = about 1.33 for the other pair. The ratios are not the same, so C is not similar to A. All angles are right angles, but equal angles alone are not enough; the sides must be in a constant ratio.</w:t>
+            </w:r>
+          </w:p>
+          <w:p>
+            <w:pPr>
+              <w:spacing w:after="40" w:before="0"/>
+              <w:jc w:val="left"/>
+            </w:pPr>
+            <w:r>
+              <w:rPr>
+                <w:rFonts w:ascii="Arial" w:cs="Arial" w:eastAsia="Arial" w:hAnsi="Arial"/>
+                <w:b w:val="false"/>
+                <w:bCs w:val="false"/>
+                <w:i w:val="false"/>
+                <w:iCs w:val="false"/>
+                <w:color w:val="000000"/>
+                <w:sz w:val="18"/>
+                <w:szCs w:val="18"/>
+              </w:rPr>
+              <w:t xml:space="preserve">(d) k = 24/12 = 32/16 = 2.}</w:t>
             </w:r>
           </w:p>
         </w:tc>
@@ -412,7 +545,7 @@
                 <w:sz w:val="22"/>
                 <w:szCs w:val="22"/>
               </w:rPr>
-              <w:t xml:space="preserve">Part 2: Enlargement, the centre and the scale factor</w:t>
+              <w:t xml:space="preserve">Part 2: Enlargement and the scale factor</w:t>
             </w:r>
           </w:p>
         </w:tc>
@@ -446,7 +579,102 @@
                 <w:sz w:val="18"/>
                 <w:szCs w:val="18"/>
               </w:rPr>
-              <w:t xml:space="preserve">(a) When you traced the pentagon ABCDE and its image, how did you find the centre of enlargement O? (b) How do you calculate the linear scale factor k from an object and its image, and what did you find about k when you measured several pairs of corresponding sides? (c) A cartographer at the Survey of Kenya reduces a street map of Kisumu using k = ½. Which properties of the map stay the same as the real layout, and which change? Explain how a scale factor between 0 and 1 differs from one greater than 1.</w:t>
+              <w:t xml:space="preserve">Triangle ABC has AB = 3 cm, BC = 4 cm and AC = 5 cm. It is enlarged from a centre O to give image A'B'C' with A'B' = 6 cm, B'C' = 8 cm and A'C' = 10 cm.</w:t>
+            </w:r>
+          </w:p>
+          <w:p>
+            <w:pPr>
+              <w:spacing w:after="40" w:before="0"/>
+              <w:jc w:val="left"/>
+            </w:pPr>
+            <w:r>
+              <w:rPr>
+                <w:rFonts w:ascii="Arial" w:cs="Arial" w:eastAsia="Arial" w:hAnsi="Arial"/>
+                <w:b/>
+                <w:bCs/>
+                <w:i w:val="false"/>
+                <w:iCs w:val="false"/>
+                <w:color w:val="000000"/>
+                <w:sz w:val="18"/>
+                <w:szCs w:val="18"/>
+              </w:rPr>
+              <w:t xml:space="preserve">(a) How can you find the centre O if you only have the drawing of the object and the image?</w:t>
+            </w:r>
+          </w:p>
+          <w:p>
+            <w:pPr>
+              <w:spacing w:after="40" w:before="0"/>
+              <w:jc w:val="left"/>
+            </w:pPr>
+            <w:r>
+              <w:rPr>
+                <w:rFonts w:ascii="Arial" w:cs="Arial" w:eastAsia="Arial" w:hAnsi="Arial"/>
+                <w:b/>
+                <w:bCs/>
+                <w:i w:val="false"/>
+                <w:iCs w:val="false"/>
+                <w:color w:val="000000"/>
+                <w:sz w:val="18"/>
+                <w:szCs w:val="18"/>
+              </w:rPr>
+              <w:t xml:space="preserve">(b) Calculate the scale factor k from the sides.</w:t>
+            </w:r>
+          </w:p>
+          <w:p>
+            <w:pPr>
+              <w:spacing w:after="40" w:before="0"/>
+              <w:jc w:val="left"/>
+            </w:pPr>
+            <w:r>
+              <w:rPr>
+                <w:rFonts w:ascii="Arial" w:cs="Arial" w:eastAsia="Arial" w:hAnsi="Arial"/>
+                <w:b/>
+                <w:bCs/>
+                <w:i w:val="false"/>
+                <w:iCs w:val="false"/>
+                <w:color w:val="000000"/>
+                <w:sz w:val="18"/>
+                <w:szCs w:val="18"/>
+              </w:rPr>
+              <w:t xml:space="preserve">(c) If OA = 4 cm, what is OA'? Show how you know.</w:t>
+            </w:r>
+          </w:p>
+          <w:p>
+            <w:pPr>
+              <w:spacing w:after="40" w:before="0"/>
+              <w:jc w:val="left"/>
+            </w:pPr>
+            <w:r>
+              <w:rPr>
+                <w:rFonts w:ascii="Arial" w:cs="Arial" w:eastAsia="Arial" w:hAnsi="Arial"/>
+                <w:b/>
+                <w:bCs/>
+                <w:i w:val="false"/>
+                <w:iCs w:val="false"/>
+                <w:color w:val="000000"/>
+                <w:sz w:val="18"/>
+                <w:szCs w:val="18"/>
+              </w:rPr>
+              <w:t xml:space="preserve">(d) Triangle ABC is now enlarged from O with k = 0.5. Give the three side lengths of the image and say whether the image is bigger or smaller than the object and whether it is nearer to or further from O.</w:t>
+            </w:r>
+          </w:p>
+          <w:p>
+            <w:pPr>
+              <w:spacing w:after="40" w:before="0"/>
+              <w:jc w:val="left"/>
+            </w:pPr>
+            <w:r>
+              <w:rPr>
+                <w:rFonts w:ascii="Arial" w:cs="Arial" w:eastAsia="Arial" w:hAnsi="Arial"/>
+                <w:b/>
+                <w:bCs/>
+                <w:i w:val="false"/>
+                <w:iCs w:val="false"/>
+                <w:color w:val="000000"/>
+                <w:sz w:val="18"/>
+                <w:szCs w:val="18"/>
+              </w:rPr>
+              <w:t xml:space="preserve">(e) How is the triangle enlargement linked to the sufuria S and L?</w:t>
             </w:r>
           </w:p>
         </w:tc>
@@ -478,7 +706,83 @@
                 <w:sz w:val="18"/>
                 <w:szCs w:val="18"/>
               </w:rPr>
-              <w:t xml:space="preserve">(a) I drew a straight line (ray) through each pair of corresponding vertices (A to A', B to B', C to C'). The single point where all the rays meet is the centre of enlargement O. (b) k = image length ÷ object length. When I measured pairs of corresponding sides, I got the same value of k every time, so k is constant for all corresponding lengths in an enlargement. (c) Angles stay the same and the shape is preserved, so the map has the same shape as the real layout. Every length changes: each length on the map is ½ times the matching length in the original. When k is greater than 1 the image is an enlargement, farther from O. When k is between 0 and 1 the image is a reduction, closer to O. The centre O stays fixed.</w:t>
+              <w:t xml:space="preserve">(a) Join A to A', B to B' and C to C' with straight lines. The lines meet at one point, and that point is the centre O.</w:t>
+            </w:r>
+          </w:p>
+          <w:p>
+            <w:pPr>
+              <w:spacing w:after="40" w:before="0"/>
+              <w:jc w:val="left"/>
+            </w:pPr>
+            <w:r>
+              <w:rPr>
+                <w:rFonts w:ascii="Arial" w:cs="Arial" w:eastAsia="Arial" w:hAnsi="Arial"/>
+                <w:b w:val="false"/>
+                <w:bCs w:val="false"/>
+                <w:i w:val="false"/>
+                <w:iCs w:val="false"/>
+                <w:color w:val="000000"/>
+                <w:sz w:val="18"/>
+                <w:szCs w:val="18"/>
+              </w:rPr>
+              <w:t xml:space="preserve">(b) k = image length / object length = 6/3 = 8/4 = 10/5 = 2.</w:t>
+            </w:r>
+          </w:p>
+          <w:p>
+            <w:pPr>
+              <w:spacing w:after="40" w:before="0"/>
+              <w:jc w:val="left"/>
+            </w:pPr>
+            <w:r>
+              <w:rPr>
+                <w:rFonts w:ascii="Arial" w:cs="Arial" w:eastAsia="Arial" w:hAnsi="Arial"/>
+                <w:b w:val="false"/>
+                <w:bCs w:val="false"/>
+                <w:i w:val="false"/>
+                <w:iCs w:val="false"/>
+                <w:color w:val="000000"/>
+                <w:sz w:val="18"/>
+                <w:szCs w:val="18"/>
+              </w:rPr>
+              <w:t xml:space="preserve">(c) OA' = k x OA = 2 x 4 = 8 cm.</w:t>
+            </w:r>
+          </w:p>
+          <w:p>
+            <w:pPr>
+              <w:spacing w:after="40" w:before="0"/>
+              <w:jc w:val="left"/>
+            </w:pPr>
+            <w:r>
+              <w:rPr>
+                <w:rFonts w:ascii="Arial" w:cs="Arial" w:eastAsia="Arial" w:hAnsi="Arial"/>
+                <w:b w:val="false"/>
+                <w:bCs w:val="false"/>
+                <w:i w:val="false"/>
+                <w:iCs w:val="false"/>
+                <w:color w:val="000000"/>
+                <w:sz w:val="18"/>
+                <w:szCs w:val="18"/>
+              </w:rPr>
+              <w:t xml:space="preserve">(d) The sides are 3 x 0.5 = 1.5 cm, 4 x 0.5 = 2 cm and 5 x 0.5 = 2.5 cm. The image is smaller than the object and nearer to O. The shape is still similar.</w:t>
+            </w:r>
+          </w:p>
+          <w:p>
+            <w:pPr>
+              <w:spacing w:after="40" w:before="0"/>
+              <w:jc w:val="left"/>
+            </w:pPr>
+            <w:r>
+              <w:rPr>
+                <w:rFonts w:ascii="Arial" w:cs="Arial" w:eastAsia="Arial" w:hAnsi="Arial"/>
+                <w:b w:val="false"/>
+                <w:bCs w:val="false"/>
+                <w:i w:val="false"/>
+                <w:iCs w:val="false"/>
+                <w:color w:val="000000"/>
+                <w:sz w:val="18"/>
+                <w:szCs w:val="18"/>
+              </w:rPr>
+              <w:t xml:space="preserve">(e) Going from S to L, every length (height 12 to 24 cm, diameter 16 to 32 cm) is multiplied by 2, so L is an enlargement of S with k = 2, just like the triangle.}</w:t>
             </w:r>
           </w:p>
         </w:tc>
@@ -539,7 +843,7 @@
                 <w:sz w:val="22"/>
                 <w:szCs w:val="22"/>
               </w:rPr>
-              <w:t xml:space="preserve">Part 3: Why area scales by k²</w:t>
+              <w:t xml:space="preserve">Part 3: Why paint costs rise faster than the price</w:t>
             </w:r>
           </w:p>
         </w:tc>
@@ -573,7 +877,83 @@
                 <w:sz w:val="18"/>
                 <w:szCs w:val="18"/>
               </w:rPr>
-              <w:t xml:space="preserve">The label of the small uji cup needs a certain amount of paper. (a) Using your measurements from the area investigation with squares and rectangles (k = 2, 3 and 4), state the rule that links the linear scale factor to the area scale factor. (b) Explain why this rule works, using the length and width of a rectangle. (c) Use the rule to say how many times as much paper the label of the large uji cup (k = 3 from the small cup) needs, and how many times as much for the medium cup (k = 2). (d) A shamba in Kericho is enlarged on a plan with k = 4. The original plot has an area of 50 m². Find the area of the image.</w:t>
+              <w:t xml:space="preserve">The outside area of a sufuria to be painted is the side plus the base, A = 2 pi r h + pi r^2.</w:t>
+            </w:r>
+          </w:p>
+          <w:p>
+            <w:pPr>
+              <w:spacing w:after="40" w:before="0"/>
+              <w:jc w:val="left"/>
+            </w:pPr>
+            <w:r>
+              <w:rPr>
+                <w:rFonts w:ascii="Arial" w:cs="Arial" w:eastAsia="Arial" w:hAnsi="Arial"/>
+                <w:b/>
+                <w:bCs/>
+                <w:i w:val="false"/>
+                <w:iCs w:val="false"/>
+                <w:color w:val="000000"/>
+                <w:sz w:val="18"/>
+                <w:szCs w:val="18"/>
+              </w:rPr>
+              <w:t xml:space="preserve">(a) Calculate the outside area of S (radius 8 cm, height 12 cm) and of L (radius 16 cm, height 24 cm).</w:t>
+            </w:r>
+          </w:p>
+          <w:p>
+            <w:pPr>
+              <w:spacing w:after="40" w:before="0"/>
+              <w:jc w:val="left"/>
+            </w:pPr>
+            <w:r>
+              <w:rPr>
+                <w:rFonts w:ascii="Arial" w:cs="Arial" w:eastAsia="Arial" w:hAnsi="Arial"/>
+                <w:b/>
+                <w:bCs/>
+                <w:i w:val="false"/>
+                <w:iCs w:val="false"/>
+                <w:color w:val="000000"/>
+                <w:sz w:val="18"/>
+                <w:szCs w:val="18"/>
+              </w:rPr>
+              <w:t xml:space="preserve">(b) Divide the area of L by the area of S. How does this number relate to k = 2?</w:t>
+            </w:r>
+          </w:p>
+          <w:p>
+            <w:pPr>
+              <w:spacing w:after="40" w:before="0"/>
+              <w:jc w:val="left"/>
+            </w:pPr>
+            <w:r>
+              <w:rPr>
+                <w:rFonts w:ascii="Arial" w:cs="Arial" w:eastAsia="Arial" w:hAnsi="Arial"/>
+                <w:b/>
+                <w:bCs/>
+                <w:i w:val="false"/>
+                <w:iCs w:val="false"/>
+                <w:color w:val="000000"/>
+                <w:sz w:val="18"/>
+                <w:szCs w:val="18"/>
+              </w:rPr>
+              <w:t xml:space="preserve">(c) In Lesson 5 you enlarged a 3 cm by 2 cm rectangle with k = 3. Use it to explain why the area changes by this factor and not by k.</w:t>
+            </w:r>
+          </w:p>
+          <w:p>
+            <w:pPr>
+              <w:spacing w:after="40" w:before="0"/>
+              <w:jc w:val="left"/>
+            </w:pPr>
+            <w:r>
+              <w:rPr>
+                <w:rFonts w:ascii="Arial" w:cs="Arial" w:eastAsia="Arial" w:hAnsi="Arial"/>
+                <w:b/>
+                <w:bCs/>
+                <w:i w:val="false"/>
+                <w:iCs w:val="false"/>
+                <w:color w:val="000000"/>
+                <w:sz w:val="18"/>
+                <w:szCs w:val="18"/>
+              </w:rPr>
+              <w:t xml:space="preserve">(d) Paint costs about KSh 1 for every 40 cm2. Find the approximate paint cost for S and for L and say how many times more L costs.</w:t>
             </w:r>
           </w:p>
         </w:tc>
@@ -605,7 +985,64 @@
                 <w:sz w:val="18"/>
                 <w:szCs w:val="18"/>
               </w:rPr>
-              <w:t xml:space="preserve">(a) Area scale factor = k², the square of the linear scale factor. (b) If a rectangle's length and width are both multiplied by k, the new area is (k × length) × (k × width) = k × k × length × width = k² times the original area. Area uses two lengths, so k is used twice. (c) Large cup, k = 3: the label needs 3² = 9 times as much paper. Medium cup, k = 2: it needs 2² = 4 times as much paper. This is why the numbers were surprising: the label does not need 3 times or 2 times as much. (d) Area scale factor = 4² = 16. Area of image = 16 × 50 m² = 800 m².</w:t>
+              <w:t xml:space="preserve">(a) S: 2 x 3.14 x 8 x 12 = 602.88 cm2 and 3.14 x 8 x 8 = 200.96 cm2, so A = 803.84 cm2. L: 2 x 3.14 x 16 x 24 = 2411.52 cm2 and 3.14 x 16 x 16 = 803.84 cm2, so A = 3215.36 cm2.</w:t>
+            </w:r>
+          </w:p>
+          <w:p>
+            <w:pPr>
+              <w:spacing w:after="40" w:before="0"/>
+              <w:jc w:val="left"/>
+            </w:pPr>
+            <w:r>
+              <w:rPr>
+                <w:rFonts w:ascii="Arial" w:cs="Arial" w:eastAsia="Arial" w:hAnsi="Arial"/>
+                <w:b w:val="false"/>
+                <w:bCs w:val="false"/>
+                <w:i w:val="false"/>
+                <w:iCs w:val="false"/>
+                <w:color w:val="000000"/>
+                <w:sz w:val="18"/>
+                <w:szCs w:val="18"/>
+              </w:rPr>
+              <w:t xml:space="preserve">(b) 3215.36 / 803.84 = 4, which is 2^2 = k^2.</w:t>
+            </w:r>
+          </w:p>
+          <w:p>
+            <w:pPr>
+              <w:spacing w:after="40" w:before="0"/>
+              <w:jc w:val="left"/>
+            </w:pPr>
+            <w:r>
+              <w:rPr>
+                <w:rFonts w:ascii="Arial" w:cs="Arial" w:eastAsia="Arial" w:hAnsi="Arial"/>
+                <w:b w:val="false"/>
+                <w:bCs w:val="false"/>
+                <w:i w:val="false"/>
+                <w:iCs w:val="false"/>
+                <w:color w:val="000000"/>
+                <w:sz w:val="18"/>
+                <w:szCs w:val="18"/>
+              </w:rPr>
+              <w:t xml:space="preserve">(c) The rectangle goes from 3 cm by 2 cm (area 6 cm2) to 9 cm by 6 cm (area 54 cm2). 54/6 = 9 = 3^2. Area depends on two lengths, and both are multiplied by k, so the area is multiplied by k x k = k^2.</w:t>
+            </w:r>
+          </w:p>
+          <w:p>
+            <w:pPr>
+              <w:spacing w:after="40" w:before="0"/>
+              <w:jc w:val="left"/>
+            </w:pPr>
+            <w:r>
+              <w:rPr>
+                <w:rFonts w:ascii="Arial" w:cs="Arial" w:eastAsia="Arial" w:hAnsi="Arial"/>
+                <w:b w:val="false"/>
+                <w:bCs w:val="false"/>
+                <w:i w:val="false"/>
+                <w:iCs w:val="false"/>
+                <w:color w:val="000000"/>
+                <w:sz w:val="18"/>
+                <w:szCs w:val="18"/>
+              </w:rPr>
+              <w:t xml:space="preserve">(d) S: 803.84/40 is about KSh 20. L: 3215.36/40 is about KSh 80. L costs 4 times as much to paint, which is more than double.}</w:t>
             </w:r>
           </w:p>
         </w:tc>
@@ -666,7 +1103,7 @@
                 <w:sz w:val="22"/>
                 <w:szCs w:val="22"/>
               </w:rPr>
-              <w:t xml:space="preserve">Part 4: Why volume scales by k³</w:t>
+              <w:t xml:space="preserve">Part 4: Why the large sufuria holds so much more githeri</w:t>
             </w:r>
           </w:p>
         </w:tc>
@@ -700,7 +1137,64 @@
                 <w:sz w:val="18"/>
                 <w:szCs w:val="18"/>
               </w:rPr>
-              <w:t xml:space="preserve">(a) State the rule that links the linear scale factor k to the volume scale factor of similar solids, and explain why it works. (b) Use it to explain why doubling every dimension of a container makes it hold eight times as much. (c) Two similar cylindrical water tanks in the Rift Valley have a linear scale factor of 3. How many times more paint does the larger tank need, and how many times more water does it hold? (d) Mama Wanjiru's small mandazi tin uses 1 000 g of flour for its dough. She buys a similar tin with k = 2. How much flour does she need to fill the large tin to the same level, and why is it not 2 000 g?</w:t>
+              <w:t xml:space="preserve">(a) Calculate the capacity of S and of L using V = pi r^2 h. Divide the capacity of L by that of S.</w:t>
+            </w:r>
+          </w:p>
+          <w:p>
+            <w:pPr>
+              <w:spacing w:after="40" w:before="0"/>
+              <w:jc w:val="left"/>
+            </w:pPr>
+            <w:r>
+              <w:rPr>
+                <w:rFonts w:ascii="Arial" w:cs="Arial" w:eastAsia="Arial" w:hAnsi="Arial"/>
+                <w:b/>
+                <w:bCs/>
+                <w:i w:val="false"/>
+                <w:iCs w:val="false"/>
+                <w:color w:val="000000"/>
+                <w:sz w:val="18"/>
+                <w:szCs w:val="18"/>
+              </w:rPr>
+              <w:t xml:space="preserve">(b) In Lesson 6 you found that cubes of side 5 cm and 10 cm have volumes 125 cm3 and 1000 cm3. Use this to explain why the volume scale factor is k^3.</w:t>
+            </w:r>
+          </w:p>
+          <w:p>
+            <w:pPr>
+              <w:spacing w:after="40" w:before="0"/>
+              <w:jc w:val="left"/>
+            </w:pPr>
+            <w:r>
+              <w:rPr>
+                <w:rFonts w:ascii="Arial" w:cs="Arial" w:eastAsia="Arial" w:hAnsi="Arial"/>
+                <w:b/>
+                <w:bCs/>
+                <w:i w:val="false"/>
+                <w:iCs w:val="false"/>
+                <w:color w:val="000000"/>
+                <w:sz w:val="18"/>
+                <w:szCs w:val="18"/>
+              </w:rPr>
+              <w:t xml:space="preserve">(c) One serving of githeri is 400 cm3. Find about how many servings S and L hold when filled to the brim.</w:t>
+            </w:r>
+          </w:p>
+          <w:p>
+            <w:pPr>
+              <w:spacing w:after="40" w:before="0"/>
+              <w:jc w:val="left"/>
+            </w:pPr>
+            <w:r>
+              <w:rPr>
+                <w:rFonts w:ascii="Arial" w:cs="Arial" w:eastAsia="Arial" w:hAnsi="Arial"/>
+                <w:b/>
+                <w:bCs/>
+                <w:i w:val="false"/>
+                <w:iCs w:val="false"/>
+                <w:color w:val="000000"/>
+                <w:sz w:val="18"/>
+                <w:szCs w:val="18"/>
+              </w:rPr>
+              <w:t xml:space="preserve">(d) The price of S is KSh 60 and the price of L is KSh 120. Find the price per serving for each. Who gets the better deal, and why?</w:t>
             </w:r>
           </w:p>
         </w:tc>
@@ -732,7 +1226,64 @@
                 <w:sz w:val="18"/>
                 <w:szCs w:val="18"/>
               </w:rPr>
-              <w:t xml:space="preserve">(a) Volume scale factor = k³. Volume depends on three lengths (for example length, width and height), and each is multiplied by k, so the volume is multiplied by k × k × k = k³. (b) When every dimension is doubled, k = 2, so the volume becomes 2³ = 8 times as large. The container holds eight times as much, not two times. (c) Paint covers surface area, so the larger tank needs 3² = 9 times as much paint. Water fills volume, so it holds 3³ = 27 times as much water. (d) Volume scale factor = 2³ = 8, so she needs 8 × 1 000 g = 8 000 g of flour. Doubling the lengths multiplies the volume of the tin by 8, not by 2, so 2 000 g would be far too little. Her large tin needs 8 times the dough.</w:t>
+              <w:t xml:space="preserve">(a) S: 3.14 x 64 x 12 = 2411.52 cm3 (about 2.4 litres). L: 3.14 x 256 x 24 = 19292.16 cm3 (about 19.3 litres). 19292.16 / 2411.52 = 8, so L holds exactly 8 times S.</w:t>
+            </w:r>
+          </w:p>
+          <w:p>
+            <w:pPr>
+              <w:spacing w:after="40" w:before="0"/>
+              <w:jc w:val="left"/>
+            </w:pPr>
+            <w:r>
+              <w:rPr>
+                <w:rFonts w:ascii="Arial" w:cs="Arial" w:eastAsia="Arial" w:hAnsi="Arial"/>
+                <w:b w:val="false"/>
+                <w:bCs w:val="false"/>
+                <w:i w:val="false"/>
+                <w:iCs w:val="false"/>
+                <w:color w:val="000000"/>
+                <w:sz w:val="18"/>
+                <w:szCs w:val="18"/>
+              </w:rPr>
+              <w:t xml:space="preserve">(b) The cube grows from 125 cm3 to 1000 cm3, and 1000/125 = 8 = 2^3. Volume depends on three lengths, and each is multiplied by k, so the volume is multiplied by k x k x k = k^3.</w:t>
+            </w:r>
+          </w:p>
+          <w:p>
+            <w:pPr>
+              <w:spacing w:after="40" w:before="0"/>
+              <w:jc w:val="left"/>
+            </w:pPr>
+            <w:r>
+              <w:rPr>
+                <w:rFonts w:ascii="Arial" w:cs="Arial" w:eastAsia="Arial" w:hAnsi="Arial"/>
+                <w:b w:val="false"/>
+                <w:bCs w:val="false"/>
+                <w:i w:val="false"/>
+                <w:iCs w:val="false"/>
+                <w:color w:val="000000"/>
+                <w:sz w:val="18"/>
+                <w:szCs w:val="18"/>
+              </w:rPr>
+              <w:t xml:space="preserve">(c) S: 2411.52 / 400 is about 6 servings. L: 19292.16 / 400 is about 48 servings. 48 is 8 times 6.</w:t>
+            </w:r>
+          </w:p>
+          <w:p>
+            <w:pPr>
+              <w:spacing w:after="40" w:before="0"/>
+              <w:jc w:val="left"/>
+            </w:pPr>
+            <w:r>
+              <w:rPr>
+                <w:rFonts w:ascii="Arial" w:cs="Arial" w:eastAsia="Arial" w:hAnsi="Arial"/>
+                <w:b w:val="false"/>
+                <w:bCs w:val="false"/>
+                <w:i w:val="false"/>
+                <w:iCs w:val="false"/>
+                <w:color w:val="000000"/>
+                <w:sz w:val="18"/>
+                <w:szCs w:val="18"/>
+              </w:rPr>
+              <w:t xml:space="preserve">(d) S: 60/6 = KSh 10 per serving. L: 120/48 = KSh 2.50 per serving. Customers who buy L get the better deal because the price follows only k = 2 (60 x 2 = 120) while the capacity follows k^3 = 8.}</w:t>
             </w:r>
           </w:p>
         </w:tc>
@@ -793,7 +1344,7 @@
                 <w:sz w:val="22"/>
                 <w:szCs w:val="22"/>
               </w:rPr>
-              <w:t xml:space="preserve">Part 5: Answer the driving question</w:t>
+              <w:t xml:space="preserve">Part 5: Final Explanation and prediction</w:t>
             </w:r>
           </w:p>
         </w:tc>
@@ -827,7 +1378,121 @@
                 <w:sz w:val="18"/>
                 <w:szCs w:val="18"/>
               </w:rPr>
-              <w:t xml:space="preserve">Write a complete, connected answer to the driving question: Why does doubling the size of a container make it hold eight times as much, and how can we use this pattern to design, build and predict the properties of any similar shape or object? In your answer: (1) refer to the uji cups and their scale factors; (2) explain the roles of k, k² and k³ and what each one measures; (3) give ONE real-life example from Kenya of how similarity and enlargement are used, showing which scale factor you would use and why; and (4) say why the original prediction of 'twice as big means twice as much' was wrong.</w:t>
+              <w:t xml:space="preserve">Write your Final Explanation that answers the driving question: Why does a sufuria that is twice as tall and twice as wide hold far more than twice the githeri, and how can we predict how length, area and volume change when we enlarge an object?</w:t>
+            </w:r>
+          </w:p>
+          <w:p>
+            <w:pPr>
+              <w:spacing w:after="40" w:before="0"/>
+              <w:jc w:val="left"/>
+            </w:pPr>
+            <w:r>
+              <w:rPr>
+                <w:rFonts w:ascii="Arial" w:cs="Arial" w:eastAsia="Arial" w:hAnsi="Arial"/>
+                <w:b/>
+                <w:bCs/>
+                <w:i w:val="false"/>
+                <w:iCs w:val="false"/>
+                <w:color w:val="000000"/>
+                <w:sz w:val="18"/>
+                <w:szCs w:val="18"/>
+              </w:rPr>
+              <w:t xml:space="preserve">In your answer:</w:t>
+            </w:r>
+          </w:p>
+          <w:p>
+            <w:pPr>
+              <w:spacing w:after="40" w:before="0"/>
+              <w:jc w:val="left"/>
+            </w:pPr>
+            <w:r>
+              <w:rPr>
+                <w:rFonts w:ascii="Arial" w:cs="Arial" w:eastAsia="Arial" w:hAnsi="Arial"/>
+                <w:b/>
+                <w:bCs/>
+                <w:i w:val="false"/>
+                <w:iCs w:val="false"/>
+                <w:color w:val="000000"/>
+                <w:sz w:val="18"/>
+                <w:szCs w:val="18"/>
+              </w:rPr>
+              <w:t xml:space="preserve">(a) State the scale factor and say what happens to length, area and volume.</w:t>
+            </w:r>
+          </w:p>
+          <w:p>
+            <w:pPr>
+              <w:spacing w:after="40" w:before="0"/>
+              <w:jc w:val="left"/>
+            </w:pPr>
+            <w:r>
+              <w:rPr>
+                <w:rFonts w:ascii="Arial" w:cs="Arial" w:eastAsia="Arial" w:hAnsi="Arial"/>
+                <w:b/>
+                <w:bCs/>
+                <w:i w:val="false"/>
+                <w:iCs w:val="false"/>
+                <w:color w:val="000000"/>
+                <w:sz w:val="18"/>
+                <w:szCs w:val="18"/>
+              </w:rPr>
+              <w:t xml:space="preserve">(b) Explain why each quantity changes as it does by saying how many lengths it depends on.</w:t>
+            </w:r>
+          </w:p>
+          <w:p>
+            <w:pPr>
+              <w:spacing w:after="40" w:before="0"/>
+              <w:jc w:val="left"/>
+            </w:pPr>
+            <w:r>
+              <w:rPr>
+                <w:rFonts w:ascii="Arial" w:cs="Arial" w:eastAsia="Arial" w:hAnsi="Arial"/>
+                <w:b/>
+                <w:bCs/>
+                <w:i w:val="false"/>
+                <w:iCs w:val="false"/>
+                <w:color w:val="000000"/>
+                <w:sz w:val="18"/>
+                <w:szCs w:val="18"/>
+              </w:rPr>
+              <w:t xml:space="preserve">(c) Link your explanation to the capacity, the paint cost and the price of Mama Achieng's sufurias.</w:t>
+            </w:r>
+          </w:p>
+          <w:p>
+            <w:pPr>
+              <w:spacing w:after="40" w:before="0"/>
+              <w:jc w:val="left"/>
+            </w:pPr>
+            <w:r>
+              <w:rPr>
+                <w:rFonts w:ascii="Arial" w:cs="Arial" w:eastAsia="Arial" w:hAnsi="Arial"/>
+                <w:b/>
+                <w:bCs/>
+                <w:i w:val="false"/>
+                <w:iCs w:val="false"/>
+                <w:color w:val="000000"/>
+                <w:sz w:val="18"/>
+                <w:szCs w:val="18"/>
+              </w:rPr>
+              <w:t xml:space="preserve">(d) A cylinder tin has radius 4 cm and height 10 cm (volume 502.4 cm3). A larger similar tin has k = 1.5. Predict the volume of the larger tin using a scale factor, then check it with V = pi r^2 h.</w:t>
+            </w:r>
+          </w:p>
+          <w:p>
+            <w:pPr>
+              <w:spacing w:after="40" w:before="0"/>
+              <w:jc w:val="left"/>
+            </w:pPr>
+            <w:r>
+              <w:rPr>
+                <w:rFonts w:ascii="Arial" w:cs="Arial" w:eastAsia="Arial" w:hAnsi="Arial"/>
+                <w:b/>
+                <w:bCs/>
+                <w:i w:val="false"/>
+                <w:iCs w:val="false"/>
+                <w:color w:val="000000"/>
+                <w:sz w:val="18"/>
+                <w:szCs w:val="18"/>
+              </w:rPr>
+              <w:t xml:space="preserve">(e) A photo 10 cm by 15 cm is enlarged to a poster with k = 3. By what factor does the area change, and what is the poster area? A different enlargement makes the area 9 times bigger; what is k?</w:t>
             </w:r>
           </w:p>
         </w:tc>
@@ -859,7 +1524,45 @@
                 <w:sz w:val="18"/>
                 <w:szCs w:val="18"/>
               </w:rPr>
-              <w:t xml:space="preserve">The three uji cups are similar solids: corresponding angles are equal and every length on the medium cup is 2 times the matching length on the small cup (k = 2), and on the large cup 3 times (k = 3). One scale factor k describes how all lengths change, but lengths are only one kind of measurement. Area uses two lengths, so areas are multiplied by k². The label of the large cup (k = 3) needs 3² = 9 times as much paper as the small cup. Volume uses three lengths, so volumes are multiplied by k³. Doubling a container's dimensions gives k = 2 and a volume of 2³ = 8 times as much. Tripling gives 3³ = 27 times. Our first prediction, that twice as big means twice as much, was wrong because we treated every quantity as a length, but only lengths scale by k. Area scales by k² and volume by k³. We can use this pattern to design and predict. For example, if a Rift Valley water tank is enlarged with k = 3, we know before building it that it needs 9 times as much paint (k²) and will hold 27 times as much water (k³). A caterer can scale a recipe in the same way: a similar mandazi tin with k = 2 needs 8 times the dough, so 1 000 g becomes 8 000 g. This shows how similarity and enlargement are applied in real life, in packaging, building, catering and map-making.</w:t>
+              <w:t xml:space="preserve">(a)-(c) The large sufuria is similar to the small one with k = 2, because every length is doubled. Lengths multiply by k, areas by k^2 and volumes by k^3. A length depends on one length, an area on two lengths and a volume on three lengths, and each of these lengths is multiplied by k. The capacity of the sufuria depends on three lengths (radius, radius, height), so it multiplies by 2^3 = 8: L holds exactly 8 times S, about 48 servings against 6. The paint area depends on two lengths, so it multiplies by 2^2 = 4, and paint costs about KSh 80 against KSh 20. The price only follows k = 2 (KSh 60 x 2 = KSh 120). So customers who buy L get a bargain (KSh 2.50 per serving against KSh 10), while Mama Achieng's paint costs rise faster than her price.</w:t>
+            </w:r>
+          </w:p>
+          <w:p>
+            <w:pPr>
+              <w:spacing w:after="40" w:before="0"/>
+              <w:jc w:val="left"/>
+            </w:pPr>
+            <w:r>
+              <w:rPr>
+                <w:rFonts w:ascii="Arial" w:cs="Arial" w:eastAsia="Arial" w:hAnsi="Arial"/>
+                <w:b w:val="false"/>
+                <w:bCs w:val="false"/>
+                <w:i w:val="false"/>
+                <w:iCs w:val="false"/>
+                <w:color w:val="000000"/>
+                <w:sz w:val="18"/>
+                <w:szCs w:val="18"/>
+              </w:rPr>
+              <w:t xml:space="preserve">(d) Volume factor = 1.5^3 = 3.375, so the volume is 502.4 x 3.375 = 1695.6 cm3. Check: the new radius is 6 cm and height 15 cm, so V = 3.14 x 36 x 15 = 1695.6 cm3. The two answers agree.</w:t>
+            </w:r>
+          </w:p>
+          <w:p>
+            <w:pPr>
+              <w:spacing w:after="40" w:before="0"/>
+              <w:jc w:val="left"/>
+            </w:pPr>
+            <w:r>
+              <w:rPr>
+                <w:rFonts w:ascii="Arial" w:cs="Arial" w:eastAsia="Arial" w:hAnsi="Arial"/>
+                <w:b w:val="false"/>
+                <w:bCs w:val="false"/>
+                <w:i w:val="false"/>
+                <w:iCs w:val="false"/>
+                <w:color w:val="000000"/>
+                <w:sz w:val="18"/>
+                <w:szCs w:val="18"/>
+              </w:rPr>
+              <w:t xml:space="preserve">(e) The area factor is 3^2 = 9. The photo area is 10 x 15 = 150 cm2, so the poster area is 150 x 9 = 1350 cm2 (30 cm by 45 cm). If the area is 9 times bigger, k^2 = 9, so k = 3.}</w:t>
             </w:r>
           </w:p>
         </w:tc>
@@ -1086,7 +1789,7 @@
                 <w:sz w:val="18"/>
                 <w:szCs w:val="18"/>
               </w:rPr>
-              <w:t xml:space="preserve">Accuracy of similarity and scale factor ideas</w:t>
+              <w:t xml:space="preserve">Testing and describing similarity</w:t>
             </w:r>
           </w:p>
         </w:tc>
@@ -1118,7 +1821,7 @@
                 <w:sz w:val="18"/>
                 <w:szCs w:val="18"/>
               </w:rPr>
-              <w:t xml:space="preserve">States both conditions for similarity (equal corresponding angles, constant ratio of corresponding sides) and calculates and interprets k correctly for enlargements and reductions, including the role of the centre of enlargement.</w:t>
+              <w:t xml:space="preserve">Calculates all ratios correctly, states that corresponding angles are equal and all sides are in a constant ratio, and explains clearly why rectangle C is not similar to A.</w:t>
             </w:r>
           </w:p>
         </w:tc>
@@ -1150,7 +1853,7 @@
                 <w:sz w:val="18"/>
                 <w:szCs w:val="18"/>
               </w:rPr>
-              <w:t xml:space="preserve">States the similarity conditions and calculates k correctly, with minor gaps in explaining the centre of enlargement or reductions.</w:t>
+              <w:t xml:space="preserve">Calculates most ratios correctly and states the constant-ratio idea, with a small gap in explaining why C is not similar.</w:t>
             </w:r>
           </w:p>
         </w:tc>
@@ -1182,7 +1885,7 @@
                 <w:sz w:val="18"/>
                 <w:szCs w:val="18"/>
               </w:rPr>
-              <w:t xml:space="preserve">Confuses similar with equal or same size, or cannot find or interpret k.</w:t>
+              <w:t xml:space="preserve">Relies on shape looking the same or on equal angles only, and does not use a constant ratio of sides.</w:t>
             </w:r>
           </w:p>
         </w:tc>
@@ -1216,7 +1919,7 @@
                 <w:sz w:val="18"/>
                 <w:szCs w:val="18"/>
               </w:rPr>
-              <w:t xml:space="preserve">Use of k, k² and k³</w:t>
+              <w:t xml:space="preserve">Scale factor and enlargement</w:t>
             </w:r>
           </w:p>
         </w:tc>
@@ -1248,7 +1951,7 @@
                 <w:sz w:val="18"/>
                 <w:szCs w:val="18"/>
               </w:rPr>
-              <w:t xml:space="preserve">Correctly applies k for lengths, k² for areas and k³ for volumes in every question, and explains why each power occurs by counting the dimensions involved.</w:t>
+              <w:t xml:space="preserve">Finds k from lengths and from OA'/OA, finds the centre O by joining corresponding points, and handles both k = 2 and k = 0.5 correctly.</w:t>
             </w:r>
           </w:p>
         </w:tc>
@@ -1280,7 +1983,7 @@
                 <w:sz w:val="18"/>
                 <w:szCs w:val="18"/>
               </w:rPr>
-              <w:t xml:space="preserve">Applies the correct rule in most questions and gives a partial explanation of why.</w:t>
+              <w:t xml:space="preserve">Finds k correctly and applies it to lengths, with minor errors in describing the centre or the reduction.</w:t>
             </w:r>
           </w:p>
         </w:tc>
@@ -1312,7 +2015,7 @@
                 <w:sz w:val="18"/>
                 <w:szCs w:val="18"/>
               </w:rPr>
-              <w:t xml:space="preserve">Uses k for area or volume, or applies the rules without explanation.</w:t>
+              <w:t xml:space="preserve">Confuses k with the difference between lengths or cannot find the image lengths from k.</w:t>
             </w:r>
           </w:p>
         </w:tc>
@@ -1346,7 +2049,7 @@
                 <w:sz w:val="18"/>
                 <w:szCs w:val="18"/>
               </w:rPr>
-              <w:t xml:space="preserve">Calculations and communication</w:t>
+              <w:t xml:space="preserve">Calculating area and volume</w:t>
             </w:r>
           </w:p>
         </w:tc>
@@ -1378,7 +2081,7 @@
                 <w:sz w:val="18"/>
                 <w:szCs w:val="18"/>
               </w:rPr>
-              <w:t xml:space="preserve">Shows every step with correct arithmetic and units (for example 800 m², 8 000 g) and uses correct mathematical vocabulary throughout.</w:t>
+              <w:t xml:space="preserve">Uses A = 2 pi r h + pi r^2 and V = pi r^2 h with pi = 3.14 accurately, gets all ratios (4 and 8), and finds servings and costs correctly with units.</w:t>
             </w:r>
           </w:p>
         </w:tc>
@@ -1410,7 +2113,7 @@
                 <w:sz w:val="18"/>
                 <w:szCs w:val="18"/>
               </w:rPr>
-              <w:t xml:space="preserve">Mostly correct arithmetic and units with some steps or terms missing.</w:t>
+              <w:t xml:space="preserve">Uses the formulas correctly with one or two arithmetic or unit slips.</w:t>
             </w:r>
           </w:p>
         </w:tc>
@@ -1442,7 +2145,7 @@
                 <w:sz w:val="18"/>
                 <w:szCs w:val="18"/>
               </w:rPr>
-              <w:t xml:space="preserve">Answers have errors or no working, or units are missing.</w:t>
+              <w:t xml:space="preserve">Uses the wrong formulas or cannot connect the calculated figures to the ratios.</w:t>
             </w:r>
           </w:p>
         </w:tc>
@@ -1476,7 +2179,7 @@
                 <w:sz w:val="18"/>
                 <w:szCs w:val="18"/>
               </w:rPr>
-              <w:t xml:space="preserve">Connecting evidence to the phenomenon and real life</w:t>
+              <w:t xml:space="preserve">Explaining k, k^2 and k^3</w:t>
             </w:r>
           </w:p>
         </w:tc>
@@ -1508,7 +2211,7 @@
                 <w:sz w:val="18"/>
                 <w:szCs w:val="18"/>
               </w:rPr>
-              <w:t xml:space="preserve">Links the uji cups, the tank and mandazi examples to the rules, explains why the first prediction failed, and gives a clear Kenyan application with the correct scale factor.</w:t>
+              <w:t xml:space="preserve">Explains that quantities depend on one, two or three lengths, so they multiply by k, k^2 or k^3, and uses the cube, rectangle and cylinder evidence. Works backwards from an area factor to k.</w:t>
             </w:r>
           </w:p>
         </w:tc>
@@ -1540,7 +2243,7 @@
                 <w:sz w:val="18"/>
                 <w:szCs w:val="18"/>
               </w:rPr>
-              <w:t xml:space="preserve">Refers to the uji cups and one application but the link to the rules or to the failed prediction is incomplete.</w:t>
+              <w:t xml:space="preserve">States k^2 and k^3 correctly with some evidence but a limited explanation of why.</w:t>
             </w:r>
           </w:p>
         </w:tc>
@@ -1572,7 +2275,137 @@
                 <w:sz w:val="18"/>
                 <w:szCs w:val="18"/>
               </w:rPr>
-              <w:t xml:space="preserve">Gives a general answer with little evidence from the lessons or no real-life application.</w:t>
+              <w:t xml:space="preserve">Says area and volume simply double when lengths double.</w:t>
+            </w:r>
+          </w:p>
+        </w:tc>
+      </w:tr>
+      <w:tr>
+        <w:tc>
+          <w:tcPr>
+            <w:tcW w:type="dxa" w:w="3000"/>
+            <w:shd w:fill="D5E8F0" w:color="auto" w:val="clear"/>
+            <w:tcMar>
+              <w:top w:type="dxa" w:w="60"/>
+              <w:left w:type="dxa" w:w="120"/>
+              <w:bottom w:type="dxa" w:w="60"/>
+              <w:right w:type="dxa" w:w="120"/>
+            </w:tcMar>
+            <w:vAlign w:val="top"/>
+          </w:tcPr>
+          <w:p>
+            <w:pPr>
+              <w:spacing w:after="40" w:before="0"/>
+              <w:jc w:val="left"/>
+            </w:pPr>
+            <w:r>
+              <w:rPr>
+                <w:rFonts w:ascii="Arial" w:cs="Arial" w:eastAsia="Arial" w:hAnsi="Arial"/>
+                <w:b w:val="false"/>
+                <w:bCs w:val="false"/>
+                <w:i w:val="false"/>
+                <w:iCs w:val="false"/>
+                <w:color w:val="000000"/>
+                <w:sz w:val="18"/>
+                <w:szCs w:val="18"/>
+              </w:rPr>
+              <w:t xml:space="preserve">Final Explanation of the phenomenon</w:t>
+            </w:r>
+          </w:p>
+        </w:tc>
+        <w:tc>
+          <w:tcPr>
+            <w:tcW w:type="dxa" w:w="3560"/>
+            <w:shd w:fill="FFFFFF" w:color="auto" w:val="clear"/>
+            <w:tcMar>
+              <w:top w:type="dxa" w:w="60"/>
+              <w:left w:type="dxa" w:w="120"/>
+              <w:bottom w:type="dxa" w:w="60"/>
+              <w:right w:type="dxa" w:w="120"/>
+            </w:tcMar>
+            <w:vAlign w:val="top"/>
+          </w:tcPr>
+          <w:p>
+            <w:pPr>
+              <w:spacing w:after="40" w:before="0"/>
+              <w:jc w:val="left"/>
+            </w:pPr>
+            <w:r>
+              <w:rPr>
+                <w:rFonts w:ascii="Arial" w:cs="Arial" w:eastAsia="Arial" w:hAnsi="Arial"/>
+                <w:b w:val="false"/>
+                <w:bCs w:val="false"/>
+                <w:i w:val="false"/>
+                <w:iCs w:val="false"/>
+                <w:color w:val="000000"/>
+                <w:sz w:val="18"/>
+                <w:szCs w:val="18"/>
+              </w:rPr>
+              <w:t xml:space="preserve">Links capacity (8 times, about 48 servings against 6), paint (4 times, about KSh 80 against KSh 20) and price (KSh 120 = 2 x 60) to the scale factor, and explains the bargain per serving.</w:t>
+            </w:r>
+          </w:p>
+        </w:tc>
+        <w:tc>
+          <w:tcPr>
+            <w:tcW w:type="dxa" w:w="3560"/>
+            <w:shd w:fill="F2F2F2" w:color="auto" w:val="clear"/>
+            <w:tcMar>
+              <w:top w:type="dxa" w:w="60"/>
+              <w:left w:type="dxa" w:w="120"/>
+              <w:bottom w:type="dxa" w:w="60"/>
+              <w:right w:type="dxa" w:w="120"/>
+            </w:tcMar>
+            <w:vAlign w:val="top"/>
+          </w:tcPr>
+          <w:p>
+            <w:pPr>
+              <w:spacing w:after="40" w:before="0"/>
+              <w:jc w:val="left"/>
+            </w:pPr>
+            <w:r>
+              <w:rPr>
+                <w:rFonts w:ascii="Arial" w:cs="Arial" w:eastAsia="Arial" w:hAnsi="Arial"/>
+                <w:b w:val="false"/>
+                <w:bCs w:val="false"/>
+                <w:i w:val="false"/>
+                <w:iCs w:val="false"/>
+                <w:color w:val="000000"/>
+                <w:sz w:val="18"/>
+                <w:szCs w:val="18"/>
+              </w:rPr>
+              <w:t xml:space="preserve">Explains capacity and paint with the correct factors but only partly explains the price or the bargain.</w:t>
+            </w:r>
+          </w:p>
+        </w:tc>
+        <w:tc>
+          <w:tcPr>
+            <w:tcW w:type="dxa" w:w="3560"/>
+            <w:shd w:fill="FFFFFF" w:color="auto" w:val="clear"/>
+            <w:tcMar>
+              <w:top w:type="dxa" w:w="60"/>
+              <w:left w:type="dxa" w:w="120"/>
+              <w:bottom w:type="dxa" w:w="60"/>
+              <w:right w:type="dxa" w:w="120"/>
+            </w:tcMar>
+            <w:vAlign w:val="top"/>
+          </w:tcPr>
+          <w:p>
+            <w:pPr>
+              <w:spacing w:after="40" w:before="0"/>
+              <w:jc w:val="left"/>
+            </w:pPr>
+            <w:r>
+              <w:rPr>
+                <w:rFonts w:ascii="Arial" w:cs="Arial" w:eastAsia="Arial" w:hAnsi="Arial"/>
+                <w:b w:val="false"/>
+                <w:bCs w:val="false"/>
+                <w:i w:val="false"/>
+                <w:iCs w:val="false"/>
+                <w:color w:val="000000"/>
+                <w:sz w:val="18"/>
+                <w:szCs w:val="18"/>
+              </w:rPr>
+              <w:t xml:space="preserve">Gives a general answer without the factors or without using Mama Achieng's data.</w:t>
             </w:r>
           </w:p>
         </w:tc>
@@ -1696,7 +2529,7 @@
         </w:rPr>
         <w:t xml:space="preserve">© 2026 SeaVuria and ARES. This work is licensed under a </w:t>
       </w:r>
-      <w:hyperlink w:history="1" r:id="rId5pym4eqqzz3vi04cbw1qr">
+      <w:hyperlink w:history="1" r:id="rId36gxtad3onjvtksfcolau">
         <w:r>
           <w:rPr>
             <w:rFonts w:ascii="Arial" w:cs="Arial" w:eastAsia="Arial" w:hAnsi="Arial"/>
@@ -1716,7 +2549,7 @@
         </w:rPr>
         <w:t xml:space="preserve"> (</w:t>
       </w:r>
-      <w:hyperlink w:history="1" r:id="rIdygys_ige__yx8exqaqgwi">
+      <w:hyperlink w:history="1" r:id="rIdisoqd4lthx9oyykpejuo1">
         <w:r>
           <w:rPr>
             <w:rFonts w:ascii="Arial" w:cs="Arial" w:eastAsia="Arial" w:hAnsi="Arial"/>
@@ -1736,7 +2569,7 @@
         </w:rPr>
         <w:t xml:space="preserve">). To view a copy of this license, visit </w:t>
       </w:r>
-      <w:hyperlink w:history="1" r:id="rIdqglrfsnt11zrxewph8phl">
+      <w:hyperlink w:history="1" r:id="rIdikf4t3ghx4e_ygib-d-np">
         <w:r>
           <w:rPr>
             <w:rFonts w:ascii="Arial" w:cs="Arial" w:eastAsia="Arial" w:hAnsi="Arial"/>

--- a/data/outputs/v2/Essential_Mathematics/SS2.1_Similarity_and_Enlargement/Essential_Mathematics_Similarity_and_Enlargement_FinalExplanation_TeacherKey.docx
+++ b/data/outputs/v2/Essential_Mathematics/SS2.1_Similarity_and_Enlargement/Essential_Mathematics_Similarity_and_Enlargement_FinalExplanation_TeacherKey.docx
@@ -2529,7 +2529,7 @@
         </w:rPr>
         <w:t xml:space="preserve">© 2026 SeaVuria and ARES. This work is licensed under a </w:t>
       </w:r>
-      <w:hyperlink w:history="1" r:id="rId36gxtad3onjvtksfcolau">
+      <w:hyperlink w:history="1" r:id="rIdiprjoxaamhbh2_fgslrku">
         <w:r>
           <w:rPr>
             <w:rFonts w:ascii="Arial" w:cs="Arial" w:eastAsia="Arial" w:hAnsi="Arial"/>
@@ -2549,7 +2549,7 @@
         </w:rPr>
         <w:t xml:space="preserve"> (</w:t>
       </w:r>
-      <w:hyperlink w:history="1" r:id="rIdisoqd4lthx9oyykpejuo1">
+      <w:hyperlink w:history="1" r:id="rIdgrvdu4zfc6vdnyvztktfu">
         <w:r>
           <w:rPr>
             <w:rFonts w:ascii="Arial" w:cs="Arial" w:eastAsia="Arial" w:hAnsi="Arial"/>
@@ -2569,7 +2569,7 @@
         </w:rPr>
         <w:t xml:space="preserve">). To view a copy of this license, visit </w:t>
       </w:r>
-      <w:hyperlink w:history="1" r:id="rIdikf4t3ghx4e_ygib-d-np">
+      <w:hyperlink w:history="1" r:id="rId7697vdjunomzc87vlxyvs">
         <w:r>
           <w:rPr>
             <w:rFonts w:ascii="Arial" w:cs="Arial" w:eastAsia="Arial" w:hAnsi="Arial"/>

--- a/data/outputs/v2/Essential_Mathematics/SS2.1_Similarity_and_Enlargement/Essential_Mathematics_Similarity_and_Enlargement_FinalExplanation_TeacherKey.docx
+++ b/data/outputs/v2/Essential_Mathematics/SS2.1_Similarity_and_Enlargement/Essential_Mathematics_Similarity_and_Enlargement_FinalExplanation_TeacherKey.docx
@@ -4,6 +4,7 @@
   <w:body>
     <w:p>
       <w:pPr>
+        <w:keepNext w:val="false"/>
         <w:spacing w:after="30" w:before="0"/>
         <w:jc w:val="center"/>
       </w:pPr>
@@ -23,6 +24,7 @@
     </w:p>
     <w:p>
       <w:pPr>
+        <w:keepNext w:val="false"/>
         <w:spacing w:after="60" w:before="0"/>
         <w:jc w:val="center"/>
       </w:pPr>
@@ -81,6 +83,7 @@
           </w:tcPr>
           <w:p>
             <w:pPr>
+              <w:keepNext w:val="false"/>
               <w:spacing w:after="40" w:before="0"/>
               <w:jc w:val="center"/>
             </w:pPr>
@@ -116,6 +119,7 @@
           </w:tcPr>
           <w:p>
             <w:pPr>
+              <w:keepNext w:val="false"/>
               <w:spacing w:after="40" w:before="0"/>
               <w:jc w:val="center"/>
             </w:pPr>
@@ -176,6 +180,7 @@
           </w:tcPr>
           <w:p>
             <w:pPr>
+              <w:keepNext w:val="false"/>
               <w:spacing w:after="40" w:before="0"/>
               <w:jc w:val="center"/>
             </w:pPr>
@@ -210,6 +215,7 @@
           </w:tcPr>
           <w:p>
             <w:pPr>
+              <w:keepNext w:val="false"/>
               <w:spacing w:after="40" w:before="0"/>
               <w:jc w:val="left"/>
             </w:pPr>
@@ -271,6 +277,7 @@
           </w:tcPr>
           <w:p>
             <w:pPr>
+              <w:keepNext/>
               <w:spacing w:after="40" w:before="0"/>
               <w:jc w:val="center"/>
             </w:pPr>
@@ -305,6 +312,7 @@
           </w:tcPr>
           <w:p>
             <w:pPr>
+              <w:keepNext w:val="false"/>
               <w:spacing w:after="40" w:before="0"/>
               <w:jc w:val="left"/>
             </w:pPr>
@@ -324,6 +332,7 @@
           </w:p>
           <w:p>
             <w:pPr>
+              <w:keepNext w:val="false"/>
               <w:spacing w:after="40" w:before="0"/>
               <w:jc w:val="left"/>
             </w:pPr>
@@ -343,6 +352,7 @@
           </w:p>
           <w:p>
             <w:pPr>
+              <w:keepNext w:val="false"/>
               <w:spacing w:after="40" w:before="0"/>
               <w:jc w:val="left"/>
             </w:pPr>
@@ -362,6 +372,7 @@
           </w:p>
           <w:p>
             <w:pPr>
+              <w:keepNext w:val="false"/>
               <w:spacing w:after="40" w:before="0"/>
               <w:jc w:val="left"/>
             </w:pPr>
@@ -381,6 +392,7 @@
           </w:p>
           <w:p>
             <w:pPr>
+              <w:keepNext w:val="false"/>
               <w:spacing w:after="40" w:before="0"/>
               <w:jc w:val="left"/>
             </w:pPr>
@@ -413,6 +425,7 @@
           </w:tcPr>
           <w:p>
             <w:pPr>
+              <w:keepNext w:val="false"/>
               <w:spacing w:after="40" w:before="0"/>
               <w:jc w:val="left"/>
             </w:pPr>
@@ -432,6 +445,7 @@
           </w:p>
           <w:p>
             <w:pPr>
+              <w:keepNext w:val="false"/>
               <w:spacing w:after="40" w:before="0"/>
               <w:jc w:val="left"/>
             </w:pPr>
@@ -451,6 +465,7 @@
           </w:p>
           <w:p>
             <w:pPr>
+              <w:keepNext w:val="false"/>
               <w:spacing w:after="40" w:before="0"/>
               <w:jc w:val="left"/>
             </w:pPr>
@@ -470,6 +485,7 @@
           </w:p>
           <w:p>
             <w:pPr>
+              <w:keepNext w:val="false"/>
               <w:spacing w:after="40" w:before="0"/>
               <w:jc w:val="left"/>
             </w:pPr>
@@ -531,6 +547,7 @@
           </w:tcPr>
           <w:p>
             <w:pPr>
+              <w:keepNext/>
               <w:spacing w:after="40" w:before="0"/>
               <w:jc w:val="center"/>
             </w:pPr>
@@ -565,6 +582,7 @@
           </w:tcPr>
           <w:p>
             <w:pPr>
+              <w:keepNext w:val="false"/>
               <w:spacing w:after="40" w:before="0"/>
               <w:jc w:val="left"/>
             </w:pPr>
@@ -584,6 +602,7 @@
           </w:p>
           <w:p>
             <w:pPr>
+              <w:keepNext w:val="false"/>
               <w:spacing w:after="40" w:before="0"/>
               <w:jc w:val="left"/>
             </w:pPr>
@@ -603,6 +622,7 @@
           </w:p>
           <w:p>
             <w:pPr>
+              <w:keepNext w:val="false"/>
               <w:spacing w:after="40" w:before="0"/>
               <w:jc w:val="left"/>
             </w:pPr>
@@ -622,6 +642,7 @@
           </w:p>
           <w:p>
             <w:pPr>
+              <w:keepNext w:val="false"/>
               <w:spacing w:after="40" w:before="0"/>
               <w:jc w:val="left"/>
             </w:pPr>
@@ -641,6 +662,7 @@
           </w:p>
           <w:p>
             <w:pPr>
+              <w:keepNext w:val="false"/>
               <w:spacing w:after="40" w:before="0"/>
               <w:jc w:val="left"/>
             </w:pPr>
@@ -660,6 +682,7 @@
           </w:p>
           <w:p>
             <w:pPr>
+              <w:keepNext w:val="false"/>
               <w:spacing w:after="40" w:before="0"/>
               <w:jc w:val="left"/>
             </w:pPr>
@@ -692,6 +715,7 @@
           </w:tcPr>
           <w:p>
             <w:pPr>
+              <w:keepNext w:val="false"/>
               <w:spacing w:after="40" w:before="0"/>
               <w:jc w:val="left"/>
             </w:pPr>
@@ -711,6 +735,7 @@
           </w:p>
           <w:p>
             <w:pPr>
+              <w:keepNext w:val="false"/>
               <w:spacing w:after="40" w:before="0"/>
               <w:jc w:val="left"/>
             </w:pPr>
@@ -730,6 +755,7 @@
           </w:p>
           <w:p>
             <w:pPr>
+              <w:keepNext w:val="false"/>
               <w:spacing w:after="40" w:before="0"/>
               <w:jc w:val="left"/>
             </w:pPr>
@@ -749,6 +775,7 @@
           </w:p>
           <w:p>
             <w:pPr>
+              <w:keepNext w:val="false"/>
               <w:spacing w:after="40" w:before="0"/>
               <w:jc w:val="left"/>
             </w:pPr>
@@ -768,6 +795,7 @@
           </w:p>
           <w:p>
             <w:pPr>
+              <w:keepNext w:val="false"/>
               <w:spacing w:after="40" w:before="0"/>
               <w:jc w:val="left"/>
             </w:pPr>
@@ -829,6 +857,7 @@
           </w:tcPr>
           <w:p>
             <w:pPr>
+              <w:keepNext/>
               <w:spacing w:after="40" w:before="0"/>
               <w:jc w:val="center"/>
             </w:pPr>
@@ -863,6 +892,7 @@
           </w:tcPr>
           <w:p>
             <w:pPr>
+              <w:keepNext w:val="false"/>
               <w:spacing w:after="40" w:before="0"/>
               <w:jc w:val="left"/>
             </w:pPr>
@@ -882,6 +912,7 @@
           </w:p>
           <w:p>
             <w:pPr>
+              <w:keepNext w:val="false"/>
               <w:spacing w:after="40" w:before="0"/>
               <w:jc w:val="left"/>
             </w:pPr>
@@ -901,6 +932,7 @@
           </w:p>
           <w:p>
             <w:pPr>
+              <w:keepNext w:val="false"/>
               <w:spacing w:after="40" w:before="0"/>
               <w:jc w:val="left"/>
             </w:pPr>
@@ -920,6 +952,7 @@
           </w:p>
           <w:p>
             <w:pPr>
+              <w:keepNext w:val="false"/>
               <w:spacing w:after="40" w:before="0"/>
               <w:jc w:val="left"/>
             </w:pPr>
@@ -939,6 +972,7 @@
           </w:p>
           <w:p>
             <w:pPr>
+              <w:keepNext w:val="false"/>
               <w:spacing w:after="40" w:before="0"/>
               <w:jc w:val="left"/>
             </w:pPr>
@@ -971,6 +1005,7 @@
           </w:tcPr>
           <w:p>
             <w:pPr>
+              <w:keepNext w:val="false"/>
               <w:spacing w:after="40" w:before="0"/>
               <w:jc w:val="left"/>
             </w:pPr>
@@ -990,6 +1025,7 @@
           </w:p>
           <w:p>
             <w:pPr>
+              <w:keepNext w:val="false"/>
               <w:spacing w:after="40" w:before="0"/>
               <w:jc w:val="left"/>
             </w:pPr>
@@ -1009,6 +1045,7 @@
           </w:p>
           <w:p>
             <w:pPr>
+              <w:keepNext w:val="false"/>
               <w:spacing w:after="40" w:before="0"/>
               <w:jc w:val="left"/>
             </w:pPr>
@@ -1028,6 +1065,7 @@
           </w:p>
           <w:p>
             <w:pPr>
+              <w:keepNext w:val="false"/>
               <w:spacing w:after="40" w:before="0"/>
               <w:jc w:val="left"/>
             </w:pPr>
@@ -1089,6 +1127,7 @@
           </w:tcPr>
           <w:p>
             <w:pPr>
+              <w:keepNext/>
               <w:spacing w:after="40" w:before="0"/>
               <w:jc w:val="center"/>
             </w:pPr>
@@ -1123,6 +1162,7 @@
           </w:tcPr>
           <w:p>
             <w:pPr>
+              <w:keepNext w:val="false"/>
               <w:spacing w:after="40" w:before="0"/>
               <w:jc w:val="left"/>
             </w:pPr>
@@ -1142,6 +1182,7 @@
           </w:p>
           <w:p>
             <w:pPr>
+              <w:keepNext w:val="false"/>
               <w:spacing w:after="40" w:before="0"/>
               <w:jc w:val="left"/>
             </w:pPr>
@@ -1161,6 +1202,7 @@
           </w:p>
           <w:p>
             <w:pPr>
+              <w:keepNext w:val="false"/>
               <w:spacing w:after="40" w:before="0"/>
               <w:jc w:val="left"/>
             </w:pPr>
@@ -1180,6 +1222,7 @@
           </w:p>
           <w:p>
             <w:pPr>
+              <w:keepNext w:val="false"/>
               <w:spacing w:after="40" w:before="0"/>
               <w:jc w:val="left"/>
             </w:pPr>
@@ -1212,6 +1255,7 @@
           </w:tcPr>
           <w:p>
             <w:pPr>
+              <w:keepNext w:val="false"/>
               <w:spacing w:after="40" w:before="0"/>
               <w:jc w:val="left"/>
             </w:pPr>
@@ -1231,6 +1275,7 @@
           </w:p>
           <w:p>
             <w:pPr>
+              <w:keepNext w:val="false"/>
               <w:spacing w:after="40" w:before="0"/>
               <w:jc w:val="left"/>
             </w:pPr>
@@ -1250,6 +1295,7 @@
           </w:p>
           <w:p>
             <w:pPr>
+              <w:keepNext w:val="false"/>
               <w:spacing w:after="40" w:before="0"/>
               <w:jc w:val="left"/>
             </w:pPr>
@@ -1269,6 +1315,7 @@
           </w:p>
           <w:p>
             <w:pPr>
+              <w:keepNext w:val="false"/>
               <w:spacing w:after="40" w:before="0"/>
               <w:jc w:val="left"/>
             </w:pPr>
@@ -1330,6 +1377,7 @@
           </w:tcPr>
           <w:p>
             <w:pPr>
+              <w:keepNext/>
               <w:spacing w:after="40" w:before="0"/>
               <w:jc w:val="center"/>
             </w:pPr>
@@ -1364,6 +1412,7 @@
           </w:tcPr>
           <w:p>
             <w:pPr>
+              <w:keepNext w:val="false"/>
               <w:spacing w:after="40" w:before="0"/>
               <w:jc w:val="left"/>
             </w:pPr>
@@ -1383,6 +1432,7 @@
           </w:p>
           <w:p>
             <w:pPr>
+              <w:keepNext w:val="false"/>
               <w:spacing w:after="40" w:before="0"/>
               <w:jc w:val="left"/>
             </w:pPr>
@@ -1402,6 +1452,7 @@
           </w:p>
           <w:p>
             <w:pPr>
+              <w:keepNext w:val="false"/>
               <w:spacing w:after="40" w:before="0"/>
               <w:jc w:val="left"/>
             </w:pPr>
@@ -1421,6 +1472,7 @@
           </w:p>
           <w:p>
             <w:pPr>
+              <w:keepNext w:val="false"/>
               <w:spacing w:after="40" w:before="0"/>
               <w:jc w:val="left"/>
             </w:pPr>
@@ -1440,6 +1492,7 @@
           </w:p>
           <w:p>
             <w:pPr>
+              <w:keepNext w:val="false"/>
               <w:spacing w:after="40" w:before="0"/>
               <w:jc w:val="left"/>
             </w:pPr>
@@ -1459,6 +1512,7 @@
           </w:p>
           <w:p>
             <w:pPr>
+              <w:keepNext w:val="false"/>
               <w:spacing w:after="40" w:before="0"/>
               <w:jc w:val="left"/>
             </w:pPr>
@@ -1478,6 +1532,7 @@
           </w:p>
           <w:p>
             <w:pPr>
+              <w:keepNext w:val="false"/>
               <w:spacing w:after="40" w:before="0"/>
               <w:jc w:val="left"/>
             </w:pPr>
@@ -1510,6 +1565,7 @@
           </w:tcPr>
           <w:p>
             <w:pPr>
+              <w:keepNext w:val="false"/>
               <w:spacing w:after="40" w:before="0"/>
               <w:jc w:val="left"/>
             </w:pPr>
@@ -1529,6 +1585,7 @@
           </w:p>
           <w:p>
             <w:pPr>
+              <w:keepNext w:val="false"/>
               <w:spacing w:after="40" w:before="0"/>
               <w:jc w:val="left"/>
             </w:pPr>
@@ -1548,6 +1605,7 @@
           </w:p>
           <w:p>
             <w:pPr>
+              <w:keepNext w:val="false"/>
               <w:spacing w:after="40" w:before="0"/>
               <w:jc w:val="left"/>
             </w:pPr>
@@ -1611,6 +1669,7 @@
           </w:tcPr>
           <w:p>
             <w:pPr>
+              <w:keepNext w:val="false"/>
               <w:spacing w:after="40" w:before="0"/>
               <w:jc w:val="center"/>
             </w:pPr>
@@ -1645,6 +1704,7 @@
           </w:tcPr>
           <w:p>
             <w:pPr>
+              <w:keepNext w:val="false"/>
               <w:spacing w:after="40" w:before="0"/>
               <w:jc w:val="left"/>
             </w:pPr>
@@ -1677,6 +1737,7 @@
           </w:tcPr>
           <w:p>
             <w:pPr>
+              <w:keepNext w:val="false"/>
               <w:spacing w:after="40" w:before="0"/>
               <w:jc w:val="left"/>
             </w:pPr>
@@ -1709,6 +1770,7 @@
           </w:tcPr>
           <w:p>
             <w:pPr>
+              <w:keepNext w:val="false"/>
               <w:spacing w:after="40" w:before="0"/>
               <w:jc w:val="left"/>
             </w:pPr>
@@ -1741,6 +1803,7 @@
           </w:tcPr>
           <w:p>
             <w:pPr>
+              <w:keepNext w:val="false"/>
               <w:spacing w:after="40" w:before="0"/>
               <w:jc w:val="left"/>
             </w:pPr>
@@ -1775,6 +1838,7 @@
           </w:tcPr>
           <w:p>
             <w:pPr>
+              <w:keepNext w:val="false"/>
               <w:spacing w:after="40" w:before="0"/>
               <w:jc w:val="left"/>
             </w:pPr>
@@ -1807,6 +1871,7 @@
           </w:tcPr>
           <w:p>
             <w:pPr>
+              <w:keepNext w:val="false"/>
               <w:spacing w:after="40" w:before="0"/>
               <w:jc w:val="left"/>
             </w:pPr>
@@ -1839,6 +1904,7 @@
           </w:tcPr>
           <w:p>
             <w:pPr>
+              <w:keepNext w:val="false"/>
               <w:spacing w:after="40" w:before="0"/>
               <w:jc w:val="left"/>
             </w:pPr>
@@ -1871,6 +1937,7 @@
           </w:tcPr>
           <w:p>
             <w:pPr>
+              <w:keepNext w:val="false"/>
               <w:spacing w:after="40" w:before="0"/>
               <w:jc w:val="left"/>
             </w:pPr>
@@ -1905,6 +1972,7 @@
           </w:tcPr>
           <w:p>
             <w:pPr>
+              <w:keepNext w:val="false"/>
               <w:spacing w:after="40" w:before="0"/>
               <w:jc w:val="left"/>
             </w:pPr>
@@ -1937,6 +2005,7 @@
           </w:tcPr>
           <w:p>
             <w:pPr>
+              <w:keepNext w:val="false"/>
               <w:spacing w:after="40" w:before="0"/>
               <w:jc w:val="left"/>
             </w:pPr>
@@ -1969,6 +2038,7 @@
           </w:tcPr>
           <w:p>
             <w:pPr>
+              <w:keepNext w:val="false"/>
               <w:spacing w:after="40" w:before="0"/>
               <w:jc w:val="left"/>
             </w:pPr>
@@ -2001,6 +2071,7 @@
           </w:tcPr>
           <w:p>
             <w:pPr>
+              <w:keepNext w:val="false"/>
               <w:spacing w:after="40" w:before="0"/>
               <w:jc w:val="left"/>
             </w:pPr>
@@ -2035,6 +2106,7 @@
           </w:tcPr>
           <w:p>
             <w:pPr>
+              <w:keepNext w:val="false"/>
               <w:spacing w:after="40" w:before="0"/>
               <w:jc w:val="left"/>
             </w:pPr>
@@ -2067,6 +2139,7 @@
           </w:tcPr>
           <w:p>
             <w:pPr>
+              <w:keepNext w:val="false"/>
               <w:spacing w:after="40" w:before="0"/>
               <w:jc w:val="left"/>
             </w:pPr>
@@ -2099,6 +2172,7 @@
           </w:tcPr>
           <w:p>
             <w:pPr>
+              <w:keepNext w:val="false"/>
               <w:spacing w:after="40" w:before="0"/>
               <w:jc w:val="left"/>
             </w:pPr>
@@ -2131,6 +2205,7 @@
           </w:tcPr>
           <w:p>
             <w:pPr>
+              <w:keepNext w:val="false"/>
               <w:spacing w:after="40" w:before="0"/>
               <w:jc w:val="left"/>
             </w:pPr>
@@ -2165,6 +2240,7 @@
           </w:tcPr>
           <w:p>
             <w:pPr>
+              <w:keepNext w:val="false"/>
               <w:spacing w:after="40" w:before="0"/>
               <w:jc w:val="left"/>
             </w:pPr>
@@ -2197,6 +2273,7 @@
           </w:tcPr>
           <w:p>
             <w:pPr>
+              <w:keepNext w:val="false"/>
               <w:spacing w:after="40" w:before="0"/>
               <w:jc w:val="left"/>
             </w:pPr>
@@ -2229,6 +2306,7 @@
           </w:tcPr>
           <w:p>
             <w:pPr>
+              <w:keepNext w:val="false"/>
               <w:spacing w:after="40" w:before="0"/>
               <w:jc w:val="left"/>
             </w:pPr>
@@ -2261,6 +2339,7 @@
           </w:tcPr>
           <w:p>
             <w:pPr>
+              <w:keepNext w:val="false"/>
               <w:spacing w:after="40" w:before="0"/>
               <w:jc w:val="left"/>
             </w:pPr>
@@ -2295,6 +2374,7 @@
           </w:tcPr>
           <w:p>
             <w:pPr>
+              <w:keepNext w:val="false"/>
               <w:spacing w:after="40" w:before="0"/>
               <w:jc w:val="left"/>
             </w:pPr>
@@ -2327,6 +2407,7 @@
           </w:tcPr>
           <w:p>
             <w:pPr>
+              <w:keepNext w:val="false"/>
               <w:spacing w:after="40" w:before="0"/>
               <w:jc w:val="left"/>
             </w:pPr>
@@ -2359,6 +2440,7 @@
           </w:tcPr>
           <w:p>
             <w:pPr>
+              <w:keepNext w:val="false"/>
               <w:spacing w:after="40" w:before="0"/>
               <w:jc w:val="left"/>
             </w:pPr>
@@ -2391,6 +2473,7 @@
           </w:tcPr>
           <w:p>
             <w:pPr>
+              <w:keepNext w:val="false"/>
               <w:spacing w:after="40" w:before="0"/>
               <w:jc w:val="left"/>
             </w:pPr>
@@ -2529,7 +2612,7 @@
         </w:rPr>
         <w:t xml:space="preserve">© 2026 SeaVuria and ARES. This work is licensed under a </w:t>
       </w:r>
-      <w:hyperlink w:history="1" r:id="rIdiprjoxaamhbh2_fgslrku">
+      <w:hyperlink w:history="1" r:id="rId3scrilesucxkuxszu-nhj">
         <w:r>
           <w:rPr>
             <w:rFonts w:ascii="Arial" w:cs="Arial" w:eastAsia="Arial" w:hAnsi="Arial"/>
@@ -2549,7 +2632,7 @@
         </w:rPr>
         <w:t xml:space="preserve"> (</w:t>
       </w:r>
-      <w:hyperlink w:history="1" r:id="rIdgrvdu4zfc6vdnyvztktfu">
+      <w:hyperlink w:history="1" r:id="rIdf83is9pxdb0itoc_-uzs4">
         <w:r>
           <w:rPr>
             <w:rFonts w:ascii="Arial" w:cs="Arial" w:eastAsia="Arial" w:hAnsi="Arial"/>
@@ -2569,7 +2652,7 @@
         </w:rPr>
         <w:t xml:space="preserve">). To view a copy of this license, visit </w:t>
       </w:r>
-      <w:hyperlink w:history="1" r:id="rId7697vdjunomzc87vlxyvs">
+      <w:hyperlink w:history="1" r:id="rIdro4muojg5avyvmqfptyl0">
         <w:r>
           <w:rPr>
             <w:rFonts w:ascii="Arial" w:cs="Arial" w:eastAsia="Arial" w:hAnsi="Arial"/>

--- a/data/outputs/v2/Essential_Mathematics/SS2.1_Similarity_and_Enlargement/Essential_Mathematics_Similarity_and_Enlargement_FinalExplanation_TeacherKey.docx
+++ b/data/outputs/v2/Essential_Mathematics/SS2.1_Similarity_and_Enlargement/Essential_Mathematics_Similarity_and_Enlargement_FinalExplanation_TeacherKey.docx
@@ -2612,7 +2612,7 @@
         </w:rPr>
         <w:t xml:space="preserve">© 2026 SeaVuria and ARES. This work is licensed under a </w:t>
       </w:r>
-      <w:hyperlink w:history="1" r:id="rId3scrilesucxkuxszu-nhj">
+      <w:hyperlink w:history="1" r:id="rIdy-_rfdneixvaoq0fldxuz">
         <w:r>
           <w:rPr>
             <w:rFonts w:ascii="Arial" w:cs="Arial" w:eastAsia="Arial" w:hAnsi="Arial"/>
@@ -2632,7 +2632,7 @@
         </w:rPr>
         <w:t xml:space="preserve"> (</w:t>
       </w:r>
-      <w:hyperlink w:history="1" r:id="rIdf83is9pxdb0itoc_-uzs4">
+      <w:hyperlink w:history="1" r:id="rIdfi_rxpllysubk2qtrwngq">
         <w:r>
           <w:rPr>
             <w:rFonts w:ascii="Arial" w:cs="Arial" w:eastAsia="Arial" w:hAnsi="Arial"/>
@@ -2652,7 +2652,7 @@
         </w:rPr>
         <w:t xml:space="preserve">). To view a copy of this license, visit </w:t>
       </w:r>
-      <w:hyperlink w:history="1" r:id="rIdro4muojg5avyvmqfptyl0">
+      <w:hyperlink w:history="1" r:id="rIddh5ctl1j-thuygkb33sny">
         <w:r>
           <w:rPr>
             <w:rFonts w:ascii="Arial" w:cs="Arial" w:eastAsia="Arial" w:hAnsi="Arial"/>
